--- a/departments/tax/applications/round2_2026_05/(작성완료_v2)한국관광공사_기업정보_등록의뢰서_쿤스튜디오_2026-05-07.docx
+++ b/departments/tax/applications/round2_2026_05/(작성완료_v2)한국관광공사_기업정보_등록의뢰서_쿤스튜디오_2026-05-07.docx
@@ -1281,7 +1281,7 @@
                 <w:b/>
                 <w:color w:val="C00000"/>
               </w:rPr>
-              <w:t>850813-[[XXX 사용자 직접 입력 — 주민번호 뒷 7자리]]</w:t>
+              <w:t>[사용자가 한컴오피스 hwp 양식에 직접 입력 - docx 보안상 비공란]</w:t>
             </w:r>
           </w:p>
         </w:tc>
